--- a/backend/word_templates/工程类/集团内工程/机械租赁/单一来源/3.供应商推荐表.docx
+++ b/backend/word_templates/工程类/集团内工程/机械租赁/单一来源/3.供应商推荐表.docx
@@ -261,40 +261,22 @@
               <w:ind w:left="0" w:right="0"/>
               <w:jc w:val="center"/>
               <w:rPr>
-                <w:rFonts w:hint="default" w:ascii="仿宋_GB2312" w:hAnsi="仿宋_GB2312" w:eastAsia="仿宋_GB2312" w:cs="仿宋_GB2312"/>
-                <w:color w:val="auto"/>
-                <w:kern w:val="2"/>
-                <w:sz w:val="24"/>
-                <w:szCs w:val="24"/>
-                <w:highlight w:val="none"/>
-                <w:lang w:val="en-US" w:eastAsia="zh-CN" w:bidi="ar-SA"/>
-              </w:rPr>
-            </w:pPr>
-            <w:r>
-              <w:rPr>
-                <w:rFonts w:hint="eastAsia" w:ascii="仿宋_GB2312" w:hAnsi="仿宋_GB2312" w:eastAsia="仿宋_GB2312" w:cs="仿宋_GB2312"/>
-                <w:color w:val="auto"/>
-                <w:kern w:val="2"/>
-                <w:sz w:val="24"/>
-                <w:szCs w:val="24"/>
-                <w:highlight w:val="none"/>
-                <w:lang w:val="en-US" w:eastAsia="zh-CN" w:bidi="ar-SA"/>
-              </w:rPr>
-              <w:t>{{project_name</w:t>
-            </w:r>
-            <w:bookmarkStart w:id="0" w:name="_GoBack"/>
-            <w:bookmarkEnd w:id="0"/>
-            <w:r>
-              <w:rPr>
-                <w:rFonts w:hint="eastAsia" w:ascii="仿宋_GB2312" w:hAnsi="仿宋_GB2312" w:eastAsia="仿宋_GB2312" w:cs="仿宋_GB2312"/>
-                <w:color w:val="auto"/>
-                <w:kern w:val="2"/>
-                <w:sz w:val="24"/>
-                <w:szCs w:val="24"/>
-                <w:highlight w:val="none"/>
-                <w:lang w:val="en-US" w:eastAsia="zh-CN" w:bidi="ar-SA"/>
-              </w:rPr>
-              <w:t>}}</w:t>
+                <w:rFonts w:hint="default" w:ascii="仿宋_GB2312" w:hAnsi="Times New Roman" w:eastAsia="仿宋_GB2312"/>
+                <w:color w:val="auto"/>
+                <w:sz w:val="24"/>
+                <w:highlight w:val="none"/>
+                <w:lang w:val="en-US" w:eastAsia="zh-CN"/>
+              </w:rPr>
+            </w:pPr>
+            <w:r>
+              <w:rPr>
+                <w:rFonts w:hint="eastAsia" w:ascii="仿宋_GB2312" w:hAnsi="Times New Roman" w:eastAsia="仿宋_GB2312"/>
+                <w:color w:val="0000FF"/>
+                <w:sz w:val="24"/>
+                <w:highlight w:val="none"/>
+                <w:lang w:val="en-US" w:eastAsia="zh-CN"/>
+              </w:rPr>
+              <w:t>{{gong_cheng_ming}}</w:t>
             </w:r>
           </w:p>
         </w:tc>
@@ -342,13 +324,11 @@
               <w:ind w:left="0" w:right="0"/>
               <w:jc w:val="center"/>
               <w:rPr>
-                <w:rFonts w:hint="default" w:ascii="仿宋_GB2312" w:hAnsi="仿宋_GB2312" w:eastAsia="仿宋_GB2312" w:cs="仿宋_GB2312"/>
-                <w:color w:val="auto"/>
-                <w:kern w:val="2"/>
-                <w:sz w:val="24"/>
-                <w:szCs w:val="24"/>
-                <w:highlight w:val="none"/>
-                <w:lang w:val="en-US" w:eastAsia="zh-CN" w:bidi="ar-SA"/>
+                <w:rFonts w:hint="default" w:ascii="仿宋_GB2312" w:hAnsi="Times New Roman" w:eastAsia="仿宋_GB2312"/>
+                <w:color w:val="auto"/>
+                <w:sz w:val="24"/>
+                <w:highlight w:val="none"/>
+                <w:lang w:val="en-US" w:eastAsia="zh-CN"/>
               </w:rPr>
             </w:pPr>
             <w:r>
@@ -359,16 +339,7 @@
                 <w:highlight w:val="none"/>
                 <w:lang w:val="en-US" w:eastAsia="zh-CN"/>
               </w:rPr>
-              <w:t>工程</w:t>
-            </w:r>
-            <w:r>
-              <w:rPr>
-                <w:rFonts w:hint="eastAsia" w:ascii="仿宋_GB2312" w:hAnsi="Times New Roman" w:eastAsia="仿宋_GB2312"/>
-                <w:color w:val="auto"/>
-                <w:sz w:val="24"/>
-                <w:highlight w:val="none"/>
-              </w:rPr>
-              <w:t>编号</w:t>
+              <w:t>工程编号</w:t>
             </w:r>
           </w:p>
         </w:tc>
@@ -383,19 +354,28 @@
               <w:keepNext w:val="0"/>
               <w:keepLines w:val="0"/>
               <w:suppressLineNumbers w:val="0"/>
-              <w:spacing w:before="0" w:beforeAutospacing="0" w:after="0" w:afterAutospacing="0" w:line="440" w:lineRule="exact"/>
+              <w:snapToGrid w:val="0"/>
+              <w:spacing w:before="0" w:beforeAutospacing="0" w:after="0" w:afterAutospacing="0"/>
               <w:ind w:left="0" w:right="0"/>
               <w:jc w:val="center"/>
               <w:rPr>
-                <w:rFonts w:hint="default" w:ascii="仿宋_GB2312" w:hAnsi="仿宋_GB2312" w:eastAsia="仿宋_GB2312" w:cs="仿宋_GB2312"/>
-                <w:color w:val="auto"/>
-                <w:kern w:val="2"/>
-                <w:sz w:val="24"/>
-                <w:szCs w:val="24"/>
-                <w:highlight w:val="none"/>
-                <w:lang w:val="en-US" w:eastAsia="zh-CN" w:bidi="ar-SA"/>
-              </w:rPr>
-            </w:pPr>
+                <w:rFonts w:hint="default" w:ascii="仿宋_GB2312" w:hAnsi="Times New Roman" w:eastAsia="仿宋_GB2312"/>
+                <w:color w:val="auto"/>
+                <w:sz w:val="24"/>
+                <w:highlight w:val="none"/>
+                <w:lang w:val="en-US" w:eastAsia="zh-CN"/>
+              </w:rPr>
+            </w:pPr>
+            <w:r>
+              <w:rPr>
+                <w:rFonts w:hint="eastAsia" w:ascii="仿宋_GB2312" w:hAnsi="Times New Roman" w:eastAsia="仿宋_GB2312"/>
+                <w:color w:val="0000FF"/>
+                <w:sz w:val="24"/>
+                <w:highlight w:val="none"/>
+                <w:lang w:val="en-US" w:eastAsia="zh-CN"/>
+              </w:rPr>
+              <w:t>{{xiangmu_bianhao}}       {{gongcheng_bianhao}}</w:t>
+            </w:r>
           </w:p>
         </w:tc>
       </w:tr>
@@ -495,15 +475,23 @@
               <w:ind w:left="0" w:right="0"/>
               <w:jc w:val="center"/>
               <w:rPr>
-                <w:rFonts w:hint="default" w:ascii="仿宋_GB2312" w:hAnsi="仿宋_GB2312" w:eastAsia="仿宋_GB2312" w:cs="仿宋_GB2312"/>
-                <w:color w:val="auto"/>
-                <w:kern w:val="2"/>
-                <w:sz w:val="24"/>
-                <w:szCs w:val="24"/>
-                <w:highlight w:val="none"/>
-                <w:lang w:val="en-US" w:eastAsia="zh-CN" w:bidi="ar-SA"/>
-              </w:rPr>
-            </w:pPr>
+                <w:rFonts w:hint="default" w:ascii="仿宋_GB2312" w:hAnsi="Times New Roman" w:eastAsia="仿宋_GB2312"/>
+                <w:color w:val="auto"/>
+                <w:sz w:val="24"/>
+                <w:highlight w:val="none"/>
+                <w:lang w:val="en-US" w:eastAsia="zh-CN"/>
+              </w:rPr>
+            </w:pPr>
+            <w:r>
+              <w:rPr>
+                <w:rFonts w:hint="eastAsia" w:ascii="仿宋_GB2312" w:hAnsi="Times New Roman" w:eastAsia="仿宋_GB2312"/>
+                <w:color w:val="0000FF"/>
+                <w:sz w:val="24"/>
+                <w:highlight w:val="none"/>
+                <w:lang w:val="en-US" w:eastAsia="zh-CN"/>
+              </w:rPr>
+              <w:t>{{caigou_xiangmu_ming}}</w:t>
+            </w:r>
           </w:p>
         </w:tc>
         <w:tc>
@@ -522,13 +510,11 @@
               <w:ind w:left="0" w:right="0"/>
               <w:jc w:val="center"/>
               <w:rPr>
-                <w:rFonts w:hint="default" w:ascii="仿宋_GB2312" w:hAnsi="仿宋_GB2312" w:eastAsia="仿宋_GB2312" w:cs="仿宋_GB2312"/>
-                <w:color w:val="auto"/>
-                <w:kern w:val="2"/>
-                <w:sz w:val="24"/>
-                <w:szCs w:val="24"/>
-                <w:highlight w:val="none"/>
-                <w:lang w:val="en-US" w:eastAsia="zh-CN" w:bidi="ar-SA"/>
+                <w:rFonts w:hint="default" w:ascii="仿宋_GB2312" w:hAnsi="Times New Roman" w:eastAsia="仿宋_GB2312"/>
+                <w:color w:val="auto"/>
+                <w:sz w:val="24"/>
+                <w:highlight w:val="none"/>
+                <w:lang w:val="en-US" w:eastAsia="zh-CN"/>
               </w:rPr>
             </w:pPr>
             <w:r>
@@ -539,16 +525,7 @@
                 <w:highlight w:val="none"/>
                 <w:lang w:val="en-US" w:eastAsia="zh-CN"/>
               </w:rPr>
-              <w:t>采购</w:t>
-            </w:r>
-            <w:r>
-              <w:rPr>
-                <w:rFonts w:hint="eastAsia" w:ascii="仿宋_GB2312" w:hAnsi="Times New Roman" w:eastAsia="仿宋_GB2312"/>
-                <w:color w:val="auto"/>
-                <w:sz w:val="24"/>
-                <w:highlight w:val="none"/>
-              </w:rPr>
-              <w:t>类型</w:t>
+              <w:t>采购类型</w:t>
             </w:r>
           </w:p>
         </w:tc>
@@ -563,19 +540,28 @@
               <w:keepNext w:val="0"/>
               <w:keepLines w:val="0"/>
               <w:suppressLineNumbers w:val="0"/>
-              <w:spacing w:before="0" w:beforeAutospacing="0" w:after="0" w:afterAutospacing="0" w:line="440" w:lineRule="exact"/>
+              <w:snapToGrid w:val="0"/>
+              <w:spacing w:before="0" w:beforeAutospacing="0" w:after="0" w:afterAutospacing="0"/>
               <w:ind w:left="0" w:right="0"/>
               <w:jc w:val="center"/>
               <w:rPr>
-                <w:rFonts w:hint="default" w:ascii="仿宋_GB2312" w:hAnsi="仿宋_GB2312" w:eastAsia="仿宋_GB2312" w:cs="仿宋_GB2312"/>
-                <w:color w:val="auto"/>
-                <w:kern w:val="2"/>
-                <w:sz w:val="24"/>
-                <w:szCs w:val="24"/>
-                <w:highlight w:val="none"/>
-                <w:lang w:val="en-US" w:eastAsia="zh-CN" w:bidi="ar-SA"/>
-              </w:rPr>
-            </w:pPr>
+                <w:rFonts w:hint="default" w:ascii="仿宋_GB2312" w:hAnsi="Times New Roman" w:eastAsia="仿宋_GB2312"/>
+                <w:color w:val="0000FF"/>
+                <w:sz w:val="24"/>
+                <w:highlight w:val="none"/>
+                <w:lang w:val="en-US" w:eastAsia="zh-CN"/>
+              </w:rPr>
+            </w:pPr>
+            <w:r>
+              <w:rPr>
+                <w:rFonts w:hint="eastAsia" w:ascii="仿宋_GB2312" w:hAnsi="Times New Roman" w:eastAsia="仿宋_GB2312"/>
+                <w:color w:val="0000FF"/>
+                <w:sz w:val="24"/>
+                <w:highlight w:val="none"/>
+                <w:lang w:val="en-US" w:eastAsia="zh-CN"/>
+              </w:rPr>
+              <w:t>{{caigou_leixing}}</w:t>
+            </w:r>
           </w:p>
         </w:tc>
       </w:tr>
@@ -746,6 +732,7 @@
           <w:tcPr>
             <w:tcW w:w="5830" w:type="dxa"/>
             <w:gridSpan w:val="2"/>
+            <w:shd w:val="clear" w:color="auto" w:fill="auto"/>
             <w:noWrap/>
             <w:vAlign w:val="center"/>
           </w:tcPr>
@@ -759,19 +746,31 @@
               <w:contextualSpacing/>
               <w:jc w:val="center"/>
               <w:rPr>
-                <w:rFonts w:hint="eastAsia" w:ascii="仿宋_GB2312" w:hAnsi="仿宋_GB2312" w:eastAsia="仿宋_GB2312" w:cs="仿宋_GB2312"/>
-                <w:bCs/>
-                <w:color w:val="auto"/>
-                <w:sz w:val="24"/>
-                <w:highlight w:val="none"/>
-                <w:lang w:val="en-US" w:eastAsia="zh-CN"/>
-              </w:rPr>
-            </w:pPr>
+                <w:rFonts w:hint="default" w:ascii="仿宋_GB2312" w:hAnsi="仿宋_GB2312" w:eastAsia="仿宋_GB2312" w:cs="仿宋_GB2312"/>
+                <w:bCs/>
+                <w:color w:val="0000FF"/>
+                <w:sz w:val="24"/>
+                <w:highlight w:val="none"/>
+                <w:lang w:val="en-US" w:eastAsia="zh-CN"/>
+              </w:rPr>
+            </w:pPr>
+            <w:r>
+              <w:rPr>
+                <w:rFonts w:hint="eastAsia" w:ascii="仿宋_GB2312" w:hAnsi="仿宋_GB2312" w:eastAsia="仿宋_GB2312" w:cs="仿宋_GB2312"/>
+                <w:bCs/>
+                <w:color w:val="0000FF"/>
+                <w:sz w:val="24"/>
+                <w:highlight w:val="none"/>
+                <w:lang w:val="en-US" w:eastAsia="zh-CN"/>
+              </w:rPr>
+              <w:t>{{gongyingshang1}}</w:t>
+            </w:r>
           </w:p>
         </w:tc>
         <w:tc>
           <w:tcPr>
             <w:tcW w:w="1332" w:type="dxa"/>
+            <w:shd w:val="clear" w:color="auto" w:fill="auto"/>
             <w:noWrap/>
             <w:vAlign w:val="center"/>
           </w:tcPr>
@@ -787,17 +786,29 @@
               <w:rPr>
                 <w:rFonts w:hint="default" w:ascii="仿宋_GB2312" w:hAnsi="仿宋_GB2312" w:eastAsia="仿宋_GB2312" w:cs="仿宋_GB2312"/>
                 <w:bCs/>
-                <w:color w:val="auto"/>
-                <w:sz w:val="24"/>
-                <w:highlight w:val="none"/>
-                <w:lang w:val="en-US" w:eastAsia="zh-CN"/>
-              </w:rPr>
-            </w:pPr>
+                <w:color w:val="0000FF"/>
+                <w:sz w:val="24"/>
+                <w:highlight w:val="none"/>
+                <w:lang w:val="en-US" w:eastAsia="zh-CN"/>
+              </w:rPr>
+            </w:pPr>
+            <w:r>
+              <w:rPr>
+                <w:rFonts w:hint="eastAsia" w:ascii="仿宋_GB2312" w:hAnsi="仿宋_GB2312" w:eastAsia="仿宋_GB2312" w:cs="仿宋_GB2312"/>
+                <w:bCs/>
+                <w:color w:val="0000FF"/>
+                <w:sz w:val="24"/>
+                <w:highlight w:val="none"/>
+                <w:lang w:val="en-US" w:eastAsia="zh-CN"/>
+              </w:rPr>
+              <w:t>{{lianxiren1}}</w:t>
+            </w:r>
           </w:p>
         </w:tc>
         <w:tc>
           <w:tcPr>
             <w:tcW w:w="2356" w:type="dxa"/>
+            <w:shd w:val="clear" w:color="auto" w:fill="auto"/>
             <w:noWrap/>
             <w:vAlign w:val="center"/>
           </w:tcPr>
@@ -813,12 +824,23 @@
               <w:rPr>
                 <w:rFonts w:hint="default" w:ascii="仿宋_GB2312" w:hAnsi="仿宋_GB2312" w:eastAsia="仿宋_GB2312" w:cs="仿宋_GB2312"/>
                 <w:bCs/>
-                <w:color w:val="auto"/>
-                <w:sz w:val="24"/>
-                <w:highlight w:val="none"/>
-                <w:lang w:val="en-US" w:eastAsia="zh-CN"/>
-              </w:rPr>
-            </w:pPr>
+                <w:color w:val="0000FF"/>
+                <w:sz w:val="24"/>
+                <w:highlight w:val="none"/>
+                <w:lang w:val="en-US" w:eastAsia="zh-CN"/>
+              </w:rPr>
+            </w:pPr>
+            <w:r>
+              <w:rPr>
+                <w:rFonts w:hint="eastAsia" w:ascii="仿宋_GB2312" w:hAnsi="仿宋_GB2312" w:eastAsia="仿宋_GB2312" w:cs="仿宋_GB2312"/>
+                <w:bCs/>
+                <w:color w:val="0000FF"/>
+                <w:sz w:val="24"/>
+                <w:highlight w:val="none"/>
+                <w:lang w:val="en-US" w:eastAsia="zh-CN"/>
+              </w:rPr>
+              <w:t>{{lianxi_dianhua1}}</w:t>
+            </w:r>
           </w:p>
         </w:tc>
       </w:tr>
@@ -841,12 +863,13 @@
         </w:tblPrEx>
         <w:trPr>
           <w:cantSplit/>
-          <w:trHeight w:val="543" w:hRule="atLeast"/>
+          <w:trHeight w:val="610" w:hRule="atLeast"/>
         </w:trPr>
         <w:tc>
           <w:tcPr>
             <w:tcW w:w="5830" w:type="dxa"/>
             <w:gridSpan w:val="2"/>
+            <w:shd w:val="clear" w:color="auto" w:fill="auto"/>
             <w:noWrap/>
             <w:vAlign w:val="center"/>
           </w:tcPr>
@@ -864,28 +887,29 @@
                 <w:bCs/>
                 <w:color w:val="auto"/>
                 <w:sz w:val="24"/>
-                <w:szCs w:val="20"/>
-                <w:highlight w:val="none"/>
-                <w:lang w:val="en-US" w:eastAsia="zh-CN"/>
-              </w:rPr>
-            </w:pPr>
-            <w:r>
-              <w:rPr>
-                <w:rFonts w:hint="eastAsia" w:ascii="仿宋_GB2312" w:hAnsi="仿宋_GB2312" w:eastAsia="仿宋_GB2312" w:cs="仿宋_GB2312"/>
-                <w:bCs/>
-                <w:color w:val="auto"/>
-                <w:sz w:val="24"/>
-                <w:szCs w:val="20"/>
+                <w:highlight w:val="none"/>
+                <w:lang w:val="en-US" w:eastAsia="zh-CN"/>
+              </w:rPr>
+            </w:pPr>
+            <w:r>
+              <w:rPr>
+                <w:rFonts w:hint="eastAsia" w:ascii="仿宋_GB2312" w:hAnsi="仿宋_GB2312" w:eastAsia="仿宋_GB2312" w:cs="仿宋_GB2312"/>
+                <w:bCs/>
+                <w:color w:val="auto"/>
+                <w:sz w:val="24"/>
                 <w:highlight w:val="none"/>
                 <w:lang w:val="en-US" w:eastAsia="zh-CN"/>
               </w:rPr>
               <w:t>/</w:t>
             </w:r>
+            <w:bookmarkStart w:id="0" w:name="_GoBack"/>
+            <w:bookmarkEnd w:id="0"/>
           </w:p>
         </w:tc>
         <w:tc>
           <w:tcPr>
             <w:tcW w:w="1332" w:type="dxa"/>
+            <w:shd w:val="clear" w:color="auto" w:fill="auto"/>
             <w:noWrap/>
             <w:vAlign w:val="center"/>
           </w:tcPr>
@@ -899,11 +923,10 @@
               <w:contextualSpacing/>
               <w:jc w:val="center"/>
               <w:rPr>
-                <w:rFonts w:hint="default" w:ascii="仿宋_GB2312" w:hAnsi="仿宋_GB2312" w:eastAsia="仿宋_GB2312" w:cs="仿宋_GB2312"/>
-                <w:bCs/>
-                <w:color w:val="auto"/>
-                <w:sz w:val="24"/>
-                <w:szCs w:val="20"/>
+                <w:rFonts w:hint="eastAsia" w:ascii="仿宋_GB2312" w:hAnsi="仿宋_GB2312" w:eastAsia="仿宋_GB2312" w:cs="仿宋_GB2312"/>
+                <w:bCs/>
+                <w:color w:val="auto"/>
+                <w:sz w:val="24"/>
                 <w:highlight w:val="none"/>
                 <w:lang w:val="en-US" w:eastAsia="zh-CN"/>
               </w:rPr>
@@ -913,6 +936,7 @@
         <w:tc>
           <w:tcPr>
             <w:tcW w:w="2356" w:type="dxa"/>
+            <w:shd w:val="clear" w:color="auto" w:fill="auto"/>
             <w:noWrap/>
             <w:vAlign w:val="center"/>
           </w:tcPr>
@@ -926,11 +950,10 @@
               <w:contextualSpacing/>
               <w:jc w:val="center"/>
               <w:rPr>
-                <w:rFonts w:hint="default" w:ascii="仿宋_GB2312" w:hAnsi="仿宋_GB2312" w:eastAsia="仿宋_GB2312" w:cs="仿宋_GB2312"/>
-                <w:bCs/>
-                <w:color w:val="auto"/>
-                <w:sz w:val="24"/>
-                <w:szCs w:val="20"/>
+                <w:rFonts w:hint="eastAsia" w:ascii="仿宋_GB2312" w:hAnsi="仿宋_GB2312" w:eastAsia="仿宋_GB2312" w:cs="仿宋_GB2312"/>
+                <w:bCs/>
+                <w:color w:val="auto"/>
+                <w:sz w:val="24"/>
                 <w:highlight w:val="none"/>
                 <w:lang w:val="en-US" w:eastAsia="zh-CN"/>
               </w:rPr>
@@ -957,12 +980,13 @@
         </w:tblPrEx>
         <w:trPr>
           <w:cantSplit/>
-          <w:trHeight w:val="534" w:hRule="atLeast"/>
+          <w:trHeight w:val="610" w:hRule="atLeast"/>
         </w:trPr>
         <w:tc>
           <w:tcPr>
             <w:tcW w:w="5830" w:type="dxa"/>
             <w:gridSpan w:val="2"/>
+            <w:shd w:val="clear" w:color="auto" w:fill="auto"/>
             <w:noWrap/>
             <w:vAlign w:val="center"/>
           </w:tcPr>
@@ -980,7 +1004,6 @@
                 <w:bCs/>
                 <w:color w:val="auto"/>
                 <w:sz w:val="24"/>
-                <w:szCs w:val="20"/>
                 <w:highlight w:val="none"/>
                 <w:lang w:val="en-US" w:eastAsia="zh-CN"/>
               </w:rPr>
@@ -990,6 +1013,7 @@
         <w:tc>
           <w:tcPr>
             <w:tcW w:w="1332" w:type="dxa"/>
+            <w:shd w:val="clear" w:color="auto" w:fill="auto"/>
             <w:noWrap/>
             <w:vAlign w:val="center"/>
           </w:tcPr>
@@ -1007,7 +1031,6 @@
                 <w:bCs/>
                 <w:color w:val="auto"/>
                 <w:sz w:val="24"/>
-                <w:szCs w:val="20"/>
                 <w:highlight w:val="none"/>
                 <w:lang w:val="en-US" w:eastAsia="zh-CN"/>
               </w:rPr>
@@ -1017,6 +1040,7 @@
         <w:tc>
           <w:tcPr>
             <w:tcW w:w="2356" w:type="dxa"/>
+            <w:shd w:val="clear" w:color="auto" w:fill="auto"/>
             <w:noWrap/>
             <w:vAlign w:val="center"/>
           </w:tcPr>
@@ -1034,7 +1058,6 @@
                 <w:bCs/>
                 <w:color w:val="auto"/>
                 <w:sz w:val="24"/>
-                <w:szCs w:val="20"/>
                 <w:highlight w:val="none"/>
                 <w:lang w:val="en-US" w:eastAsia="zh-CN"/>
               </w:rPr>
@@ -1151,6 +1174,16 @@
                 <w:highlight w:val="none"/>
               </w:rPr>
             </w:pPr>
+            <w:r>
+              <w:rPr>
+                <w:rFonts w:hint="eastAsia" w:ascii="仿宋" w:hAnsi="仿宋" w:eastAsia="仿宋" w:cs="仿宋"/>
+                <w:kern w:val="2"/>
+                <w:sz w:val="24"/>
+                <w:szCs w:val="24"/>
+                <w:lang w:val="en-US" w:eastAsia="zh-CN" w:bidi="ar"/>
+              </w:rPr>
+              <w:t>供应商有采购意向，并经查询，公司资质、价格、质量、信用等方面满足公司项目需求。</w:t>
+            </w:r>
           </w:p>
         </w:tc>
       </w:tr>
@@ -1994,7 +2027,7 @@
     <w:lsdException w:qFormat="1" w:unhideWhenUsed="0" w:uiPriority="99" w:semiHidden="0" w:name="Body Text Indent 2"/>
     <w:lsdException w:unhideWhenUsed="0" w:uiPriority="0" w:semiHidden="0" w:name="Body Text Indent 3"/>
     <w:lsdException w:unhideWhenUsed="0" w:uiPriority="0" w:semiHidden="0" w:name="Block Text"/>
-    <w:lsdException w:unhideWhenUsed="0" w:uiPriority="0" w:semiHidden="0" w:name="Hyperlink"/>
+    <w:lsdException w:qFormat="1" w:unhideWhenUsed="0" w:uiPriority="0" w:semiHidden="0" w:name="Hyperlink"/>
     <w:lsdException w:unhideWhenUsed="0" w:uiPriority="0" w:semiHidden="0" w:name="FollowedHyperlink"/>
     <w:lsdException w:qFormat="1" w:unhideWhenUsed="0" w:uiPriority="0" w:semiHidden="0" w:name="Strong"/>
     <w:lsdException w:qFormat="1" w:unhideWhenUsed="0" w:uiPriority="0" w:semiHidden="0" w:name="Emphasis"/>
@@ -2012,7 +2045,7 @@
     <w:lsdException w:unhideWhenUsed="0" w:uiPriority="0" w:semiHidden="0" w:name="HTML Sample"/>
     <w:lsdException w:unhideWhenUsed="0" w:uiPriority="0" w:semiHidden="0" w:name="HTML Typewriter"/>
     <w:lsdException w:unhideWhenUsed="0" w:uiPriority="0" w:semiHidden="0" w:name="HTML Variable"/>
-    <w:lsdException w:qFormat="1" w:unhideWhenUsed="0" w:uiPriority="0" w:name="Normal Table"/>
+    <w:lsdException w:unhideWhenUsed="0" w:uiPriority="0" w:name="Normal Table"/>
     <w:lsdException w:unhideWhenUsed="0" w:uiPriority="0" w:semiHidden="0" w:name="annotation subject"/>
     <w:lsdException w:unhideWhenUsed="0" w:uiPriority="0" w:semiHidden="0" w:name="Table Simple 1"/>
     <w:lsdException w:unhideWhenUsed="0" w:uiPriority="0" w:semiHidden="0" w:name="Table Simple 2"/>
@@ -2218,7 +2251,6 @@
   <w:style w:type="table" w:default="1" w:styleId="5">
     <w:name w:val="Normal Table"/>
     <w:semiHidden/>
-    <w:qFormat/>
     <w:uiPriority w:val="0"/>
     <w:pPr>
       <w:keepNext w:val="0"/>
@@ -2284,6 +2316,7 @@
   <w:style w:type="character" w:styleId="8">
     <w:name w:val="Hyperlink"/>
     <w:basedOn w:val="7"/>
+    <w:qFormat/>
     <w:uiPriority w:val="0"/>
     <w:rPr>
       <w:color w:val="0000FF"/>
@@ -2294,6 +2327,7 @@
     <w:name w:val="标题 3 字符"/>
     <w:basedOn w:val="7"/>
     <w:link w:val="3"/>
+    <w:qFormat/>
     <w:uiPriority w:val="0"/>
     <w:rPr>
       <w:rFonts w:hint="default" w:ascii="Times New Roman" w:hAnsi="Times New Roman" w:eastAsia="宋体" w:cs="Times New Roman"/>
